--- a/project/delivery_pack/dossier_A_modular,_pay-as-you-go_software_platform_that_al.docx
+++ b/project/delivery_pack/dossier_A_modular,_pay-as-you-go_software_platform_that_al.docx
@@ -312,6 +312,497 @@
         </w:rPr>
         <w:t xml:space="preserve"> Email campaign builder, contact segmentation.</w:t>
       </w:r>
+    </w:p>
+    <w:p>
+      <w:pPr>
+        <w:spacing w:before="120" w:after="120"/>
+        <w:jc w:val="center"/>
+      </w:pPr>
+      <w:r>
+        <w:rPr>
+          <w:color w:val="E2E8F0"/>
+        </w:rPr>
+        <w:t>――――――――――――――――――――――――――――――――――――――――――――――――――</w:t>
+      </w:r>
+    </w:p>
+    <w:p>
+      <w:pPr>
+        <w:spacing w:before="120" w:after="120"/>
+        <w:jc w:val="center"/>
+      </w:pPr>
+      <w:r>
+        <w:rPr>
+          <w:color w:val="E2E8F0"/>
+        </w:rPr>
+        <w:t>――――――――――――――――――――――――――――――――――――――――――――――――――</w:t>
+      </w:r>
+    </w:p>
+    <w:p>
+      <w:pPr>
+        <w:spacing w:before="280" w:after="120"/>
+      </w:pPr>
+      <w:r>
+        <w:rPr>
+          <w:rFonts w:ascii="Segoe UI" w:hAnsi="Segoe UI"/>
+          <w:b/>
+          <w:color w:val="1A365D"/>
+          <w:sz w:val="30"/>
+        </w:rPr>
+        <w:t>5. Empirical Grounding &amp; Community Source Citations</w:t>
+      </w:r>
+    </w:p>
+    <w:p>
+      <w:pPr>
+        <w:spacing w:before="60" w:after="100" w:line="276" w:lineRule="auto"/>
+      </w:pPr>
+      <w:r>
+        <w:rPr>
+          <w:rFonts w:ascii="Segoe UI" w:hAnsi="Segoe UI"/>
+          <w:color w:val="2D3748"/>
+          <w:sz w:val="21"/>
+        </w:rPr>
+        <w:t>This venture concept is directly grounded in verified empirical customer friction harvested from public practitioner communities:</w:t>
+      </w:r>
+    </w:p>
+    <w:p>
+      <w:pPr>
+        <w:spacing w:before="200" w:after="80"/>
+      </w:pPr>
+      <w:r>
+        <w:rPr>
+          <w:rFonts w:ascii="Segoe UI" w:hAnsi="Segoe UI"/>
+          <w:b/>
+          <w:color w:val="3182CE"/>
+          <w:sz w:val="24"/>
+        </w:rPr>
+        <w:t>Evidence Record: Thread #6 (r/smallbusiness)</w:t>
+      </w:r>
+    </w:p>
+    <w:p>
+      <w:pPr>
+        <w:pStyle w:val="ListBullet"/>
+        <w:spacing w:before="40" w:after="40"/>
+      </w:pPr>
+      <w:r>
+        <w:rPr>
+          <w:rFonts w:ascii="Segoe UI" w:hAnsi="Segoe UI"/>
+          <w:b/>
+          <w:color w:val="1A365D"/>
+          <w:sz w:val="21"/>
+        </w:rPr>
+        <w:t>Community Thread Title:</w:t>
+      </w:r>
+      <w:r>
+        <w:rPr>
+          <w:rFonts w:ascii="Segoe UI" w:hAnsi="Segoe UI"/>
+          <w:color w:val="2D3748"/>
+          <w:sz w:val="21"/>
+        </w:rPr>
+        <w:t xml:space="preserve"> [Does anyone have any recommendations for a clock in system - I have a team of 6 I'm not paying stupid money for a timesheet software](https://www.reddit.com/r/smallbusiness/comments/1t5s8tq/does_anyone_have_any_recommendations_for_a_clock/)</w:t>
+      </w:r>
+    </w:p>
+    <w:p>
+      <w:pPr>
+        <w:pStyle w:val="ListBullet"/>
+        <w:spacing w:before="40" w:after="40"/>
+      </w:pPr>
+      <w:r>
+        <w:rPr>
+          <w:rFonts w:ascii="Segoe UI" w:hAnsi="Segoe UI"/>
+          <w:b/>
+          <w:color w:val="1A365D"/>
+          <w:sz w:val="21"/>
+        </w:rPr>
+        <w:t>Direct Discussion URL:</w:t>
+      </w:r>
+      <w:r>
+        <w:rPr>
+          <w:rFonts w:ascii="Segoe UI" w:hAnsi="Segoe UI"/>
+          <w:color w:val="2D3748"/>
+          <w:sz w:val="21"/>
+        </w:rPr>
+        <w:t xml:space="preserve"> </w:t>
+      </w:r>
+      <w:r>
+        <w:rPr>
+          <w:rFonts w:ascii="Consolas" w:hAnsi="Consolas"/>
+          <w:color w:val="3182CE"/>
+          <w:sz w:val="20"/>
+        </w:rPr>
+        <w:t xml:space="preserve"> https://www.reddit.com/r/smallbusiness/comments/1t5s8tq/does_anyone_have_any_recommendations_for_a_clock/ </w:t>
+      </w:r>
+    </w:p>
+    <w:p>
+      <w:pPr>
+        <w:pStyle w:val="ListBullet"/>
+        <w:spacing w:before="40" w:after="40"/>
+      </w:pPr>
+      <w:r>
+        <w:rPr>
+          <w:rFonts w:ascii="Segoe UI" w:hAnsi="Segoe UI"/>
+          <w:b/>
+          <w:color w:val="1A365D"/>
+          <w:sz w:val="21"/>
+        </w:rPr>
+        <w:t>Displaced Incumbents &amp; Workarounds:</w:t>
+      </w:r>
+      <w:r>
+        <w:rPr>
+          <w:rFonts w:ascii="Segoe UI" w:hAnsi="Segoe UI"/>
+          <w:color w:val="2D3748"/>
+          <w:sz w:val="21"/>
+        </w:rPr>
+        <w:t xml:space="preserve"> TSheets/QuickBooks Time, Homebase, Clockify, pen and paper timesheets</w:t>
+      </w:r>
+    </w:p>
+    <w:p>
+      <w:pPr>
+        <w:pStyle w:val="ListBullet"/>
+        <w:spacing w:before="40" w:after="40"/>
+      </w:pPr>
+      <w:r>
+        <w:rPr>
+          <w:rFonts w:ascii="Segoe UI" w:hAnsi="Segoe UI"/>
+          <w:b/>
+          <w:color w:val="1A365D"/>
+          <w:sz w:val="21"/>
+        </w:rPr>
+        <w:t>Problem Severity Classification:</w:t>
+      </w:r>
+      <w:r>
+        <w:rPr>
+          <w:rFonts w:ascii="Segoe UI" w:hAnsi="Segoe UI"/>
+          <w:color w:val="2D3748"/>
+          <w:sz w:val="21"/>
+        </w:rPr>
+        <w:t xml:space="preserve"> </w:t>
+      </w:r>
+      <w:r>
+        <w:rPr>
+          <w:rFonts w:ascii="Consolas" w:hAnsi="Consolas"/>
+          <w:color w:val="3182CE"/>
+          <w:sz w:val="20"/>
+        </w:rPr>
+        <w:t xml:space="preserve"> FINANCIAL_BLEED </w:t>
+      </w:r>
+    </w:p>
+    <w:p>
+      <w:pPr>
+        <w:pStyle w:val="ListBullet"/>
+        <w:spacing w:before="40" w:after="40"/>
+      </w:pPr>
+      <w:r>
+        <w:rPr>
+          <w:rFonts w:ascii="Segoe UI" w:hAnsi="Segoe UI"/>
+          <w:b/>
+          <w:color w:val="1A365D"/>
+          <w:sz w:val="21"/>
+        </w:rPr>
+        <w:t>Commercial Validation Signal:</w:t>
+      </w:r>
+      <w:r>
+        <w:rPr>
+          <w:rFonts w:ascii="Segoe UI" w:hAnsi="Segoe UI"/>
+          <w:color w:val="2D3748"/>
+          <w:sz w:val="21"/>
+        </w:rPr>
+        <w:t xml:space="preserve"> 8+ commenters confirming per-seat pricing refusal, explicit cap (6 staff), active search for flat-rate modular tools.</w:t>
+      </w:r>
+    </w:p>
+    <w:p>
+      <w:pPr>
+        <w:pStyle w:val="ListBullet"/>
+        <w:spacing w:before="40" w:after="40"/>
+      </w:pPr>
+      <w:r>
+        <w:rPr>
+          <w:rFonts w:ascii="Segoe UI" w:hAnsi="Segoe UI"/>
+          <w:b/>
+          <w:color w:val="1A365D"/>
+          <w:sz w:val="21"/>
+        </w:rPr>
+        <w:t>Verbatim Customer Voice (Rant / Friction Quote):</w:t>
+      </w:r>
+    </w:p>
+    <w:tbl>
+      <w:tblPr>
+        <w:tblW w:type="auto" w:w="0"/>
+        <w:jc w:val="center"/>
+        <w:tblLayout w:type="fixed"/>
+        <w:tblLook w:firstColumn="1" w:firstRow="1" w:lastColumn="0" w:lastRow="0" w:noHBand="0" w:noVBand="1" w:val="04A0"/>
+      </w:tblPr>
+      <w:tblGrid>
+        <w:gridCol w:w="9360"/>
+      </w:tblGrid>
+      <w:tr>
+        <w:tc>
+          <w:tcPr>
+            <w:tcW w:type="dxa" w:w="9360"/>
+            <w:shd w:fill="F7FAFC"/>
+            <w:tcBorders>
+              <w:top w:val="none"/>
+              <w:left w:val="single" w:sz="36" w:space="0" w:color="3182CE"/>
+              <w:bottom w:val="none"/>
+              <w:right w:val="none"/>
+            </w:tcBorders>
+            <w:tcMar>
+              <w:top w:w="140" w:type="dxa"/>
+              <w:bottom w:w="140" w:type="dxa"/>
+              <w:left w:w="200" w:type="dxa"/>
+              <w:right w:w="200" w:type="dxa"/>
+            </w:tcMar>
+          </w:tcPr>
+          <w:p>
+            <w:pPr>
+              <w:spacing w:before="0" w:after="40"/>
+            </w:pPr>
+            <w:r>
+              <w:rPr>
+                <w:rFonts w:ascii="Segoe UI" w:hAnsi="Segoe UI"/>
+                <w:b/>
+                <w:color w:val="3182CE"/>
+                <w:sz w:val="19"/>
+              </w:rPr>
+              <w:t>[OPPORTUNITY INSIGHT]</w:t>
+              <w:br/>
+            </w:r>
+            <w:r>
+              <w:rPr>
+                <w:rFonts w:ascii="Segoe UI" w:hAnsi="Segoe UI"/>
+                <w:i/>
+                <w:color w:val="2D3748"/>
+                <w:sz w:val="20"/>
+              </w:rPr>
+              <w:t>"I have a team of 6. Existing options charge stupid money ($30-$80/month per user) for simple clock-in functionality. Sudden price hikes and tier restrictions are infuriating."</w:t>
+            </w:r>
+          </w:p>
+        </w:tc>
+      </w:tr>
+    </w:tbl>
+    <w:p>
+      <w:pPr>
+        <w:spacing w:before="80" w:after="80"/>
+      </w:pPr>
+    </w:p>
+    <w:p>
+      <w:pPr>
+        <w:spacing w:before="200" w:after="80"/>
+      </w:pPr>
+      <w:r>
+        <w:rPr>
+          <w:rFonts w:ascii="Segoe UI" w:hAnsi="Segoe UI"/>
+          <w:b/>
+          <w:color w:val="3182CE"/>
+          <w:sz w:val="24"/>
+        </w:rPr>
+        <w:t>Evidence Record: Thread #12 (r/smallbusiness)</w:t>
+      </w:r>
+    </w:p>
+    <w:p>
+      <w:pPr>
+        <w:pStyle w:val="ListBullet"/>
+        <w:spacing w:before="40" w:after="40"/>
+      </w:pPr>
+      <w:r>
+        <w:rPr>
+          <w:rFonts w:ascii="Segoe UI" w:hAnsi="Segoe UI"/>
+          <w:b/>
+          <w:color w:val="1A365D"/>
+          <w:sz w:val="21"/>
+        </w:rPr>
+        <w:t>Community Thread Title:</w:t>
+      </w:r>
+      <w:r>
+        <w:rPr>
+          <w:rFonts w:ascii="Segoe UI" w:hAnsi="Segoe UI"/>
+          <w:color w:val="2D3748"/>
+          <w:sz w:val="21"/>
+        </w:rPr>
+        <w:t xml:space="preserve"> [Patient appointment reminders and cancellation auto-fill for small healthcare and clinic practices](https://www.reddit.com/r/smallbusiness/comments/1s2k10p/patient_reminders_and_no_shows/)</w:t>
+      </w:r>
+    </w:p>
+    <w:p>
+      <w:pPr>
+        <w:pStyle w:val="ListBullet"/>
+        <w:spacing w:before="40" w:after="40"/>
+      </w:pPr>
+      <w:r>
+        <w:rPr>
+          <w:rFonts w:ascii="Segoe UI" w:hAnsi="Segoe UI"/>
+          <w:b/>
+          <w:color w:val="1A365D"/>
+          <w:sz w:val="21"/>
+        </w:rPr>
+        <w:t>Direct Discussion URL:</w:t>
+      </w:r>
+      <w:r>
+        <w:rPr>
+          <w:rFonts w:ascii="Segoe UI" w:hAnsi="Segoe UI"/>
+          <w:color w:val="2D3748"/>
+          <w:sz w:val="21"/>
+        </w:rPr>
+        <w:t xml:space="preserve"> </w:t>
+      </w:r>
+      <w:r>
+        <w:rPr>
+          <w:rFonts w:ascii="Consolas" w:hAnsi="Consolas"/>
+          <w:color w:val="3182CE"/>
+          <w:sz w:val="20"/>
+        </w:rPr>
+        <w:t xml:space="preserve"> https://www.reddit.com/r/smallbusiness/comments/1s2k10p/patient_reminders_and_no_shows/ </w:t>
+      </w:r>
+    </w:p>
+    <w:p>
+      <w:pPr>
+        <w:pStyle w:val="ListBullet"/>
+        <w:spacing w:before="40" w:after="40"/>
+      </w:pPr>
+      <w:r>
+        <w:rPr>
+          <w:rFonts w:ascii="Segoe UI" w:hAnsi="Segoe UI"/>
+          <w:b/>
+          <w:color w:val="1A365D"/>
+          <w:sz w:val="21"/>
+        </w:rPr>
+        <w:t>Displaced Incumbents &amp; Workarounds:</w:t>
+      </w:r>
+      <w:r>
+        <w:rPr>
+          <w:rFonts w:ascii="Segoe UI" w:hAnsi="Segoe UI"/>
+          <w:color w:val="2D3748"/>
+          <w:sz w:val="21"/>
+        </w:rPr>
+        <w:t xml:space="preserve"> Dentrix, Eaglesoft, manual phone calls, paper appointment books</w:t>
+      </w:r>
+    </w:p>
+    <w:p>
+      <w:pPr>
+        <w:pStyle w:val="ListBullet"/>
+        <w:spacing w:before="40" w:after="40"/>
+      </w:pPr>
+      <w:r>
+        <w:rPr>
+          <w:rFonts w:ascii="Segoe UI" w:hAnsi="Segoe UI"/>
+          <w:b/>
+          <w:color w:val="1A365D"/>
+          <w:sz w:val="21"/>
+        </w:rPr>
+        <w:t>Problem Severity Classification:</w:t>
+      </w:r>
+      <w:r>
+        <w:rPr>
+          <w:rFonts w:ascii="Segoe UI" w:hAnsi="Segoe UI"/>
+          <w:color w:val="2D3748"/>
+          <w:sz w:val="21"/>
+        </w:rPr>
+        <w:t xml:space="preserve"> </w:t>
+      </w:r>
+      <w:r>
+        <w:rPr>
+          <w:rFonts w:ascii="Consolas" w:hAnsi="Consolas"/>
+          <w:color w:val="3182CE"/>
+          <w:sz w:val="20"/>
+        </w:rPr>
+        <w:t xml:space="preserve"> BLOCKER / REVENUE LOSS </w:t>
+      </w:r>
+    </w:p>
+    <w:p>
+      <w:pPr>
+        <w:pStyle w:val="ListBullet"/>
+        <w:spacing w:before="40" w:after="40"/>
+      </w:pPr>
+      <w:r>
+        <w:rPr>
+          <w:rFonts w:ascii="Segoe UI" w:hAnsi="Segoe UI"/>
+          <w:b/>
+          <w:color w:val="1A365D"/>
+          <w:sz w:val="21"/>
+        </w:rPr>
+        <w:t>Commercial Validation Signal:</w:t>
+      </w:r>
+      <w:r>
+        <w:rPr>
+          <w:rFonts w:ascii="Segoe UI" w:hAnsi="Segoe UI"/>
+          <w:color w:val="2D3748"/>
+          <w:sz w:val="21"/>
+        </w:rPr>
+        <w:t xml:space="preserve"> Direct revenue loss, willingness to pay for lightweight automated recall under $100/mo.</w:t>
+      </w:r>
+    </w:p>
+    <w:p>
+      <w:pPr>
+        <w:pStyle w:val="ListBullet"/>
+        <w:spacing w:before="40" w:after="40"/>
+      </w:pPr>
+      <w:r>
+        <w:rPr>
+          <w:rFonts w:ascii="Segoe UI" w:hAnsi="Segoe UI"/>
+          <w:b/>
+          <w:color w:val="1A365D"/>
+          <w:sz w:val="21"/>
+        </w:rPr>
+        <w:t>Verbatim Customer Voice (Rant / Friction Quote):</w:t>
+      </w:r>
+    </w:p>
+    <w:tbl>
+      <w:tblPr>
+        <w:tblW w:type="auto" w:w="0"/>
+        <w:jc w:val="center"/>
+        <w:tblLayout w:type="fixed"/>
+        <w:tblLook w:firstColumn="1" w:firstRow="1" w:lastColumn="0" w:lastRow="0" w:noHBand="0" w:noVBand="1" w:val="04A0"/>
+      </w:tblPr>
+      <w:tblGrid>
+        <w:gridCol w:w="9360"/>
+      </w:tblGrid>
+      <w:tr>
+        <w:tc>
+          <w:tcPr>
+            <w:tcW w:type="dxa" w:w="9360"/>
+            <w:shd w:fill="F7FAFC"/>
+            <w:tcBorders>
+              <w:top w:val="none"/>
+              <w:left w:val="single" w:sz="36" w:space="0" w:color="3182CE"/>
+              <w:bottom w:val="none"/>
+              <w:right w:val="none"/>
+            </w:tcBorders>
+            <w:tcMar>
+              <w:top w:w="140" w:type="dxa"/>
+              <w:bottom w:w="140" w:type="dxa"/>
+              <w:left w:w="200" w:type="dxa"/>
+              <w:right w:w="200" w:type="dxa"/>
+            </w:tcMar>
+          </w:tcPr>
+          <w:p>
+            <w:pPr>
+              <w:spacing w:before="0" w:after="40"/>
+            </w:pPr>
+            <w:r>
+              <w:rPr>
+                <w:rFonts w:ascii="Segoe UI" w:hAnsi="Segoe UI"/>
+                <w:b/>
+                <w:color w:val="3182CE"/>
+                <w:sz w:val="19"/>
+              </w:rPr>
+              <w:t>[OPPORTUNITY INSIGHT]</w:t>
+              <w:br/>
+            </w:r>
+            <w:r>
+              <w:rPr>
+                <w:rFonts w:ascii="Segoe UI" w:hAnsi="Segoe UI"/>
+                <w:i/>
+                <w:color w:val="2D3748"/>
+                <w:sz w:val="20"/>
+              </w:rPr>
+              <w:t>"Front desk spends 3 hours calling patients every morning, and our no-show rate is still 15%. Legacy clinic software wants $300/mo just for basic automated SMS reminders. We lose thousands every month in empty chair time."</w:t>
+            </w:r>
+          </w:p>
+        </w:tc>
+      </w:tr>
+    </w:tbl>
+    <w:p>
+      <w:pPr>
+        <w:spacing w:before="80" w:after="80"/>
+      </w:pPr>
     </w:p>
     <w:sectPr>
       <w:pgSz w:w="12240" w:h="15840"/>
